--- a/cv/erez-volk-cv-he.docx
+++ b/cv/erez-volk-cv-he.docx
@@ -3249,6 +3249,142 @@
     </w:p>
     <w:p>
       <w:pPr>
+        <w:pStyle w:val="Work"/>
+        <w:bidi/>
+        <w:rPr>
+          <w:rtl/>
+          <w:lang w:val="en-US"/>
+        </w:rPr>
+      </w:pPr>
+      <w:r>
+        <w:rPr>
+          <w:lang w:val="en-US"/>
+        </w:rPr>
+        <w:t xml:space="preserve"/>
+      </w:r>
+    </w:p>
+    <w:p>
+      <w:pPr>
+        <w:pStyle w:val="Work"/>
+        <w:bidi/>
+        <w:rPr>
+          <w:rtl/>
+          <w:lang w:val="en-US"/>
+        </w:rPr>
+      </w:pPr>
+    </w:p>
+    <w:p>
+      <w:pPr>
+        <w:pStyle w:val="Work"/>
+        <w:bidi/>
+        <w:rPr>
+          <w:lang w:val="en-US"/>
+        </w:rPr>
+      </w:pPr>
+    </w:p>
+    <w:p>
+      <w:pPr>
+        <w:pStyle w:val="Work"/>
+        <w:bidi/>
+        <w:rPr>
+          <w:lang w:val="en-US"/>
+        </w:rPr>
+      </w:pPr>
+      <w:r>
+        <w:rPr>
+          <w:lang w:val="en-US"/>
+        </w:rPr>
+        <w:tab/>
+      </w:r>
+      <w:r>
+        <w:rPr>
+          <w:rStyle w:val="WorkNumber"/>
+          <w:lang w:val="en-US"/>
+        </w:rPr>
+        <w:t xml:space="preserve">23</w:t>
+      </w:r>
+      <w:r>
+        <w:rPr>
+          <w:lang w:val="en-US"/>
+        </w:rPr>
+        <w:tab/>
+      </w:r>
+      <w:r>
+        <w:rPr>
+          <w:rStyle w:val="BookTitle"/>
+          <w:lang w:val="en-US"/>
+        </w:rPr>
+        <w:t xml:space="preserve">שחמט בברלין</w:t>
+      </w:r>
+      <w:r>
+        <w:rPr>
+          <w:rFonts w:hint="cs"/>
+          <w:rtl/>
+          <w:lang w:val="en-US"/>
+        </w:rPr>
+        <w:t xml:space="preserve"> מאת </w:t>
+      </w:r>
+      <w:r>
+        <w:rPr>
+          <w:lang w:val="en-US"/>
+        </w:rPr>
+        <w:t xml:space="preserve">ג׳יילס מילטון</w:t>
+      </w:r>
+      <w:r>
+        <w:rPr>
+          <w:rFonts w:hint="cs"/>
+          <w:rtl/>
+          <w:lang w:val="en-US"/>
+        </w:rPr>
+        <w:t xml:space="preserve">. </w:t>
+      </w:r>
+      <w:r>
+        <w:rPr>
+          <w:lang w:val="en-US"/>
+        </w:rPr>
+        <w:t xml:space="preserve">זמורה־ביתן</w:t>
+      </w:r>
+      <w:r>
+        <w:rPr>
+          <w:rFonts w:hint="cs"/>
+          <w:rtl/>
+          <w:lang w:val="en-US"/>
+        </w:rPr>
+        <w:t xml:space="preserve">, </w:t>
+      </w:r>
+      <w:r>
+        <w:rPr>
+          <w:lang w:val="en-US"/>
+        </w:rPr>
+        <w:t xml:space="preserve">2026</w:t>
+      </w:r>
+      <w:r>
+        <w:rPr>
+          <w:rFonts w:hint="cs"/>
+          <w:rtl/>
+          <w:lang w:val="en-US"/>
+        </w:rPr>
+        <w:t>.</w:t>
+      </w:r>
+    </w:p>
+    <w:p>
+      <w:pPr>
+        <w:pStyle w:val="Work"/>
+        <w:bidi/>
+        <w:rPr>
+          <w:rtl/>
+          <w:lang w:val="en-US"/>
+        </w:rPr>
+      </w:pPr>
+      <w:r>
+        <w:rPr>
+          <w:lang w:val="en-US"/>
+        </w:rPr>
+        <w:t xml:space="preserve"/>
+      </w:r>
+    </w:p>
+    <w:p>
+      <w:pPr>
         <w:bidi/>
         <w:rPr>
           <w:lang w:val="en-US"/>
@@ -3332,7 +3468,7 @@
           <w:rStyle w:val="WorkNumber"/>
           <w:lang w:val="en-US"/>
         </w:rPr>
-        <w:t xml:space="preserve">23</w:t>
+        <w:t xml:space="preserve">24</w:t>
       </w:r>
       <w:r>
         <w:rPr>
@@ -3468,7 +3604,7 @@
           <w:rStyle w:val="WorkNumber"/>
           <w:lang w:val="en-US"/>
         </w:rPr>
-        <w:t xml:space="preserve">24</w:t>
+        <w:t xml:space="preserve">25</w:t>
       </w:r>
       <w:r>
         <w:rPr>
@@ -3604,7 +3740,7 @@
           <w:rStyle w:val="WorkNumber"/>
           <w:lang w:val="en-US"/>
         </w:rPr>
-        <w:t xml:space="preserve">25</w:t>
+        <w:t xml:space="preserve">26</w:t>
       </w:r>
       <w:r>
         <w:rPr>
@@ -3740,7 +3876,7 @@
           <w:rStyle w:val="WorkNumber"/>
           <w:lang w:val="en-US"/>
         </w:rPr>
-        <w:t xml:space="preserve">26</w:t>
+        <w:t xml:space="preserve">27</w:t>
       </w:r>
       <w:r>
         <w:rPr>
@@ -3876,7 +4012,7 @@
           <w:rStyle w:val="WorkNumber"/>
           <w:lang w:val="en-US"/>
         </w:rPr>
-        <w:t xml:space="preserve">27</w:t>
+        <w:t xml:space="preserve">28</w:t>
       </w:r>
       <w:r>
         <w:rPr>
@@ -4012,7 +4148,7 @@
           <w:rStyle w:val="WorkNumber"/>
           <w:lang w:val="en-US"/>
         </w:rPr>
-        <w:t xml:space="preserve">28</w:t>
+        <w:t xml:space="preserve">29</w:t>
       </w:r>
       <w:r>
         <w:rPr>
@@ -4148,7 +4284,7 @@
           <w:rStyle w:val="WorkNumber"/>
           <w:lang w:val="en-US"/>
         </w:rPr>
-        <w:t xml:space="preserve">29</w:t>
+        <w:t xml:space="preserve">30</w:t>
       </w:r>
       <w:r>
         <w:rPr>
@@ -4284,7 +4420,7 @@
           <w:rStyle w:val="WorkNumber"/>
           <w:lang w:val="en-US"/>
         </w:rPr>
-        <w:t xml:space="preserve">30</w:t>
+        <w:t xml:space="preserve">31</w:t>
       </w:r>
       <w:r>
         <w:rPr>
@@ -4420,7 +4556,7 @@
           <w:rStyle w:val="WorkNumber"/>
           <w:lang w:val="en-US"/>
         </w:rPr>
-        <w:t xml:space="preserve">31</w:t>
+        <w:t xml:space="preserve">32</w:t>
       </w:r>
       <w:r>
         <w:rPr>
@@ -4556,7 +4692,7 @@
           <w:rStyle w:val="WorkNumber"/>
           <w:lang w:val="en-US"/>
         </w:rPr>
-        <w:t xml:space="preserve">32</w:t>
+        <w:t xml:space="preserve">33</w:t>
       </w:r>
       <w:r>
         <w:rPr>
@@ -4673,7 +4809,7 @@
           <w:rStyle w:val="WorkNumber"/>
           <w:lang w:val="en-US"/>
         </w:rPr>
-        <w:t xml:space="preserve">33</w:t>
+        <w:t xml:space="preserve">34</w:t>
       </w:r>
       <w:r>
         <w:rPr>
@@ -4819,7 +4955,7 @@
           <w:rStyle w:val="WorkNumber"/>
           <w:lang w:val="en-US"/>
         </w:rPr>
-        <w:t xml:space="preserve">34</w:t>
+        <w:t xml:space="preserve">35</w:t>
       </w:r>
       <w:r>
         <w:rPr>
@@ -4984,7 +5120,7 @@
           <w:rStyle w:val="WorkNumber"/>
           <w:lang w:val="en-US"/>
         </w:rPr>
-        <w:t xml:space="preserve">35</w:t>
+        <w:t xml:space="preserve">36</w:t>
       </w:r>
       <w:r>
         <w:rPr>
@@ -5120,7 +5256,7 @@
           <w:rStyle w:val="WorkNumber"/>
           <w:lang w:val="en-US"/>
         </w:rPr>
-        <w:t xml:space="preserve">36</w:t>
+        <w:t xml:space="preserve">37</w:t>
       </w:r>
       <w:r>
         <w:rPr>
@@ -5256,7 +5392,7 @@
           <w:rStyle w:val="WorkNumber"/>
           <w:lang w:val="en-US"/>
         </w:rPr>
-        <w:t xml:space="preserve">37</w:t>
+        <w:t xml:space="preserve">38</w:t>
       </w:r>
       <w:r>
         <w:rPr>
@@ -5423,7 +5559,7 @@
           <w:rStyle w:val="WorkNumber"/>
           <w:lang w:val="en-US"/>
         </w:rPr>
-        <w:t xml:space="preserve">38</w:t>
+        <w:t xml:space="preserve">39</w:t>
       </w:r>
       <w:r>
         <w:rPr>
@@ -5559,7 +5695,7 @@
           <w:rStyle w:val="WorkNumber"/>
           <w:lang w:val="en-US"/>
         </w:rPr>
-        <w:t xml:space="preserve">39</w:t>
+        <w:t xml:space="preserve">40</w:t>
       </w:r>
       <w:r>
         <w:rPr>
@@ -5695,7 +5831,7 @@
           <w:rStyle w:val="WorkNumber"/>
           <w:lang w:val="en-US"/>
         </w:rPr>
-        <w:t xml:space="preserve">40</w:t>
+        <w:t xml:space="preserve">41</w:t>
       </w:r>
       <w:r>
         <w:rPr>
@@ -5831,7 +5967,7 @@
           <w:rStyle w:val="WorkNumber"/>
           <w:lang w:val="en-US"/>
         </w:rPr>
-        <w:t xml:space="preserve">41</w:t>
+        <w:t xml:space="preserve">42</w:t>
       </w:r>
       <w:r>
         <w:rPr>
@@ -5967,7 +6103,7 @@
           <w:rStyle w:val="WorkNumber"/>
           <w:lang w:val="en-US"/>
         </w:rPr>
-        <w:t xml:space="preserve">42</w:t>
+        <w:t xml:space="preserve">43</w:t>
       </w:r>
       <w:r>
         <w:rPr>
@@ -6084,7 +6220,7 @@
           <w:rStyle w:val="WorkNumber"/>
           <w:lang w:val="en-US"/>
         </w:rPr>
-        <w:t xml:space="preserve">43</w:t>
+        <w:t xml:space="preserve">44</w:t>
       </w:r>
       <w:r>
         <w:rPr>
@@ -6249,7 +6385,7 @@
           <w:rStyle w:val="WorkNumber"/>
           <w:lang w:val="en-US"/>
         </w:rPr>
-        <w:t xml:space="preserve">44</w:t>
+        <w:t xml:space="preserve">45</w:t>
       </w:r>
       <w:r>
         <w:rPr>
@@ -6385,7 +6521,7 @@
           <w:rStyle w:val="WorkNumber"/>
           <w:lang w:val="en-US"/>
         </w:rPr>
-        <w:t xml:space="preserve">45</w:t>
+        <w:t xml:space="preserve">46</w:t>
       </w:r>
       <w:r>
         <w:rPr>
@@ -6521,7 +6657,7 @@
           <w:rStyle w:val="WorkNumber"/>
           <w:lang w:val="en-US"/>
         </w:rPr>
-        <w:t xml:space="preserve">46</w:t>
+        <w:t xml:space="preserve">47</w:t>
       </w:r>
       <w:r>
         <w:rPr>
@@ -6657,7 +6793,7 @@
           <w:rStyle w:val="WorkNumber"/>
           <w:lang w:val="en-US"/>
         </w:rPr>
-        <w:t xml:space="preserve">47</w:t>
+        <w:t xml:space="preserve">48</w:t>
       </w:r>
       <w:r>
         <w:rPr>
@@ -6793,7 +6929,7 @@
           <w:rStyle w:val="WorkNumber"/>
           <w:lang w:val="en-US"/>
         </w:rPr>
-        <w:t xml:space="preserve">48</w:t>
+        <w:t xml:space="preserve">49</w:t>
       </w:r>
       <w:r>
         <w:rPr>
@@ -6929,7 +7065,7 @@
           <w:rStyle w:val="WorkNumber"/>
           <w:lang w:val="en-US"/>
         </w:rPr>
-        <w:t xml:space="preserve">49</w:t>
+        <w:t xml:space="preserve">50</w:t>
       </w:r>
       <w:r>
         <w:rPr>
@@ -7065,7 +7201,7 @@
           <w:rStyle w:val="WorkNumber"/>
           <w:lang w:val="en-US"/>
         </w:rPr>
-        <w:t xml:space="preserve">50</w:t>
+        <w:t xml:space="preserve">51</w:t>
       </w:r>
       <w:r>
         <w:rPr>
@@ -7201,7 +7337,7 @@
           <w:rStyle w:val="WorkNumber"/>
           <w:lang w:val="en-US"/>
         </w:rPr>
-        <w:t xml:space="preserve">51</w:t>
+        <w:t xml:space="preserve">52</w:t>
       </w:r>
       <w:r>
         <w:rPr>
@@ -7368,7 +7504,7 @@
           <w:rStyle w:val="WorkNumber"/>
           <w:lang w:val="en-US"/>
         </w:rPr>
-        <w:t xml:space="preserve">52</w:t>
+        <w:t xml:space="preserve">53</w:t>
       </w:r>
       <w:r>
         <w:rPr>
@@ -7504,7 +7640,7 @@
           <w:rStyle w:val="WorkNumber"/>
           <w:lang w:val="en-US"/>
         </w:rPr>
-        <w:t xml:space="preserve">53</w:t>
+        <w:t xml:space="preserve">54</w:t>
       </w:r>
       <w:r>
         <w:rPr>
@@ -7640,7 +7776,7 @@
           <w:rStyle w:val="WorkNumber"/>
           <w:lang w:val="en-US"/>
         </w:rPr>
-        <w:t xml:space="preserve">54</w:t>
+        <w:t xml:space="preserve">55</w:t>
       </w:r>
       <w:r>
         <w:rPr>
@@ -7776,7 +7912,7 @@
           <w:rStyle w:val="WorkNumber"/>
           <w:lang w:val="en-US"/>
         </w:rPr>
-        <w:t xml:space="preserve">55</w:t>
+        <w:t xml:space="preserve">56</w:t>
       </w:r>
       <w:r>
         <w:rPr>
@@ -7943,7 +8079,7 @@
           <w:rStyle w:val="WorkNumber"/>
           <w:lang w:val="en-US"/>
         </w:rPr>
-        <w:t xml:space="preserve">56</w:t>
+        <w:t xml:space="preserve">57</w:t>
       </w:r>
       <w:r>
         <w:rPr>
@@ -8079,7 +8215,7 @@
           <w:rStyle w:val="WorkNumber"/>
           <w:lang w:val="en-US"/>
         </w:rPr>
-        <w:t xml:space="preserve">57</w:t>
+        <w:t xml:space="preserve">58</w:t>
       </w:r>
       <w:r>
         <w:rPr>
@@ -8215,7 +8351,7 @@
           <w:rStyle w:val="WorkNumber"/>
           <w:lang w:val="en-US"/>
         </w:rPr>
-        <w:t xml:space="preserve">58</w:t>
+        <w:t xml:space="preserve">59</w:t>
       </w:r>
       <w:r>
         <w:rPr>
@@ -8351,7 +8487,7 @@
           <w:rStyle w:val="WorkNumber"/>
           <w:lang w:val="en-US"/>
         </w:rPr>
-        <w:t xml:space="preserve">59</w:t>
+        <w:t xml:space="preserve">60</w:t>
       </w:r>
       <w:r>
         <w:rPr>
@@ -8487,7 +8623,7 @@
           <w:rStyle w:val="WorkNumber"/>
           <w:lang w:val="en-US"/>
         </w:rPr>
-        <w:t xml:space="preserve">60</w:t>
+        <w:t xml:space="preserve">61</w:t>
       </w:r>
       <w:r>
         <w:rPr>
@@ -8623,7 +8759,7 @@
           <w:rStyle w:val="WorkNumber"/>
           <w:lang w:val="en-US"/>
         </w:rPr>
-        <w:t xml:space="preserve">61</w:t>
+        <w:t xml:space="preserve">62</w:t>
       </w:r>
       <w:r>
         <w:rPr>
@@ -8759,7 +8895,7 @@
           <w:rStyle w:val="WorkNumber"/>
           <w:lang w:val="en-US"/>
         </w:rPr>
-        <w:t xml:space="preserve">62</w:t>
+        <w:t xml:space="preserve">63</w:t>
       </w:r>
       <w:r>
         <w:rPr>
@@ -8926,7 +9062,7 @@
           <w:rStyle w:val="WorkNumber"/>
           <w:lang w:val="en-US"/>
         </w:rPr>
-        <w:t xml:space="preserve">63</w:t>
+        <w:t xml:space="preserve">64</w:t>
       </w:r>
       <w:r>
         <w:rPr>

--- a/cv/erez-volk-cv-he.docx
+++ b/cv/erez-volk-cv-he.docx
@@ -7421,6 +7421,142 @@
     </w:p>
     <w:p>
       <w:pPr>
+        <w:pStyle w:val="Work"/>
+        <w:bidi/>
+        <w:rPr>
+          <w:rtl/>
+          <w:lang w:val="en-US"/>
+        </w:rPr>
+      </w:pPr>
+      <w:r>
+        <w:rPr>
+          <w:lang w:val="en-US"/>
+        </w:rPr>
+        <w:t xml:space="preserve"/>
+      </w:r>
+    </w:p>
+    <w:p>
+      <w:pPr>
+        <w:pStyle w:val="Work"/>
+        <w:bidi/>
+        <w:rPr>
+          <w:rtl/>
+          <w:lang w:val="en-US"/>
+        </w:rPr>
+      </w:pPr>
+    </w:p>
+    <w:p>
+      <w:pPr>
+        <w:pStyle w:val="Work"/>
+        <w:bidi/>
+        <w:rPr>
+          <w:lang w:val="en-US"/>
+        </w:rPr>
+      </w:pPr>
+    </w:p>
+    <w:p>
+      <w:pPr>
+        <w:pStyle w:val="Work"/>
+        <w:bidi/>
+        <w:rPr>
+          <w:lang w:val="en-US"/>
+        </w:rPr>
+      </w:pPr>
+      <w:r>
+        <w:rPr>
+          <w:lang w:val="en-US"/>
+        </w:rPr>
+        <w:tab/>
+      </w:r>
+      <w:r>
+        <w:rPr>
+          <w:rStyle w:val="WorkNumber"/>
+          <w:lang w:val="en-US"/>
+        </w:rPr>
+        <w:t xml:space="preserve">53</w:t>
+      </w:r>
+      <w:r>
+        <w:rPr>
+          <w:lang w:val="en-US"/>
+        </w:rPr>
+        <w:tab/>
+      </w:r>
+      <w:r>
+        <w:rPr>
+          <w:rStyle w:val="BookTitle"/>
+          <w:lang w:val="en-US"/>
+        </w:rPr>
+        <w:t xml:space="preserve">הכפר השקט</w:t>
+      </w:r>
+      <w:r>
+        <w:rPr>
+          <w:rFonts w:hint="cs"/>
+          <w:rtl/>
+          <w:lang w:val="en-US"/>
+        </w:rPr>
+        <w:t xml:space="preserve"> מאת </w:t>
+      </w:r>
+      <w:r>
+        <w:rPr>
+          <w:lang w:val="en-US"/>
+        </w:rPr>
+        <w:t xml:space="preserve">פדריקו גרסיה לורקה</w:t>
+      </w:r>
+      <w:r>
+        <w:rPr>
+          <w:rFonts w:hint="cs"/>
+          <w:rtl/>
+          <w:lang w:val="en-US"/>
+        </w:rPr>
+        <w:t xml:space="preserve">. </w:t>
+      </w:r>
+      <w:r>
+        <w:rPr>
+          <w:lang w:val="en-US"/>
+        </w:rPr>
+        <w:t xml:space="preserve">תשע נשמות</w:t>
+      </w:r>
+      <w:r>
+        <w:rPr>
+          <w:rFonts w:hint="cs"/>
+          <w:rtl/>
+          <w:lang w:val="en-US"/>
+        </w:rPr>
+        <w:t xml:space="preserve">, </w:t>
+      </w:r>
+      <w:r>
+        <w:rPr>
+          <w:lang w:val="en-US"/>
+        </w:rPr>
+        <w:t xml:space="preserve">2026</w:t>
+      </w:r>
+      <w:r>
+        <w:rPr>
+          <w:rFonts w:hint="cs"/>
+          <w:rtl/>
+          <w:lang w:val="en-US"/>
+        </w:rPr>
+        <w:t>.</w:t>
+      </w:r>
+    </w:p>
+    <w:p>
+      <w:pPr>
+        <w:pStyle w:val="Work"/>
+        <w:bidi/>
+        <w:rPr>
+          <w:rtl/>
+          <w:lang w:val="en-US"/>
+        </w:rPr>
+      </w:pPr>
+      <w:r>
+        <w:rPr>
+          <w:lang w:val="en-US"/>
+        </w:rPr>
+        <w:t xml:space="preserve"/>
+      </w:r>
+    </w:p>
+    <w:p>
+      <w:pPr>
         <w:bidi/>
         <w:rPr>
           <w:lang w:val="en-US"/>
@@ -7504,7 +7640,7 @@
           <w:rStyle w:val="WorkNumber"/>
           <w:lang w:val="en-US"/>
         </w:rPr>
-        <w:t xml:space="preserve">53</w:t>
+        <w:t xml:space="preserve">54</w:t>
       </w:r>
       <w:r>
         <w:rPr>
@@ -7640,7 +7776,7 @@
           <w:rStyle w:val="WorkNumber"/>
           <w:lang w:val="en-US"/>
         </w:rPr>
-        <w:t xml:space="preserve">54</w:t>
+        <w:t xml:space="preserve">55</w:t>
       </w:r>
       <w:r>
         <w:rPr>
@@ -7776,7 +7912,7 @@
           <w:rStyle w:val="WorkNumber"/>
           <w:lang w:val="en-US"/>
         </w:rPr>
-        <w:t xml:space="preserve">55</w:t>
+        <w:t xml:space="preserve">56</w:t>
       </w:r>
       <w:r>
         <w:rPr>
@@ -7912,7 +8048,7 @@
           <w:rStyle w:val="WorkNumber"/>
           <w:lang w:val="en-US"/>
         </w:rPr>
-        <w:t xml:space="preserve">56</w:t>
+        <w:t xml:space="preserve">57</w:t>
       </w:r>
       <w:r>
         <w:rPr>
@@ -8079,7 +8215,7 @@
           <w:rStyle w:val="WorkNumber"/>
           <w:lang w:val="en-US"/>
         </w:rPr>
-        <w:t xml:space="preserve">57</w:t>
+        <w:t xml:space="preserve">58</w:t>
       </w:r>
       <w:r>
         <w:rPr>
@@ -8215,7 +8351,7 @@
           <w:rStyle w:val="WorkNumber"/>
           <w:lang w:val="en-US"/>
         </w:rPr>
-        <w:t xml:space="preserve">58</w:t>
+        <w:t xml:space="preserve">59</w:t>
       </w:r>
       <w:r>
         <w:rPr>
@@ -8351,7 +8487,7 @@
           <w:rStyle w:val="WorkNumber"/>
           <w:lang w:val="en-US"/>
         </w:rPr>
-        <w:t xml:space="preserve">59</w:t>
+        <w:t xml:space="preserve">60</w:t>
       </w:r>
       <w:r>
         <w:rPr>
@@ -8487,7 +8623,7 @@
           <w:rStyle w:val="WorkNumber"/>
           <w:lang w:val="en-US"/>
         </w:rPr>
-        <w:t xml:space="preserve">60</w:t>
+        <w:t xml:space="preserve">61</w:t>
       </w:r>
       <w:r>
         <w:rPr>
@@ -8623,7 +8759,7 @@
           <w:rStyle w:val="WorkNumber"/>
           <w:lang w:val="en-US"/>
         </w:rPr>
-        <w:t xml:space="preserve">61</w:t>
+        <w:t xml:space="preserve">62</w:t>
       </w:r>
       <w:r>
         <w:rPr>
@@ -8759,7 +8895,7 @@
           <w:rStyle w:val="WorkNumber"/>
           <w:lang w:val="en-US"/>
         </w:rPr>
-        <w:t xml:space="preserve">62</w:t>
+        <w:t xml:space="preserve">63</w:t>
       </w:r>
       <w:r>
         <w:rPr>
@@ -8895,7 +9031,7 @@
           <w:rStyle w:val="WorkNumber"/>
           <w:lang w:val="en-US"/>
         </w:rPr>
-        <w:t xml:space="preserve">63</w:t>
+        <w:t xml:space="preserve">64</w:t>
       </w:r>
       <w:r>
         <w:rPr>
@@ -9062,7 +9198,7 @@
           <w:rStyle w:val="WorkNumber"/>
           <w:lang w:val="en-US"/>
         </w:rPr>
-        <w:t xml:space="preserve">64</w:t>
+        <w:t xml:space="preserve">65</w:t>
       </w:r>
       <w:r>
         <w:rPr>
